--- a/public/downloads/przykladowa-praca-magisterska-finanse-i-rachunkowosc.docx
+++ b/public/downloads/przykladowa-praca-magisterska-finanse-i-rachunkowosc.docx
@@ -117,7 +117,7 @@
         <w:t xml:space="preserve">: analiza wstępna (pozioma i pionowa), analiza wskaźnikowa w czterech obszarach, porównanie z branżą i synteza z oceną. Materiałem badawczym są publicznie dostępne sprawozdania finansowe — to najpewniejszy schemat pracy na tym kierunku, bo dane są dostępne bez zgody firmy. Niebieskie adnotacje opisują funkcję każdej części — usuń je w swojej pracy. Dane liczbowe są fikcyjne. Pełne poradniki: praca-magisterska.pl/poradniki/</w:t>
       </w:r>
     </w:p>
-    <w:bookmarkStart w:id="20" w:name="streszczenie"/>
+    <w:bookmarkStart w:id="9" w:name="_streszczenie"/>
     <w:p>
       <w:pPr>
         <w:pStyle w:val="Heading1"/>
@@ -160,8 +160,8 @@
         <w:t xml:space="preserve">[Streszczenie: cel, materiał (jakie sprawozdania, ile lat), metody (analiza wstępna + wskaźnikowa) i główny wniosek z liczbami. Zwróć uwagę na sedno dobrej analizy: nie „wskaźnik spadł”, ale CO Z TEGO WYNIKA (wzrost finansowany kapitałem obrotowym).]</w:t>
       </w:r>
     </w:p>
-    <w:bookmarkEnd w:id="20"/>
-    <w:bookmarkStart w:id="21" w:name="spis-treści"/>
+    <w:bookmarkEnd w:id="9"/>
+    <w:bookmarkStart w:id="10" w:name="_68349d0c7d64ae346c98bcec9a8185b5790f4f0"/>
     <w:p>
       <w:pPr>
         <w:pStyle w:val="Heading1"/>
@@ -368,8 +368,8 @@
         <w:t xml:space="preserve"> </w:t>
       </w:r>
     </w:p>
-    <w:bookmarkEnd w:id="21"/>
-    <w:bookmarkStart w:id="22" w:name="wstęp"/>
+    <w:bookmarkEnd w:id="10"/>
+    <w:bookmarkStart w:id="11" w:name="_wstęp"/>
     <w:p>
       <w:pPr>
         <w:pStyle w:val="Heading1"/>
@@ -388,10 +388,26 @@
     </w:p>
     <w:p>
       <w:pPr>
+        <w:pStyle w:val="FirstParagraph"/>
+      </w:pPr>
+      <w:r>
+        <w:t xml:space="preserve">Ocena kondycji finansowej przedsiębiorstwa jest punktem wyjścia decyzji podejmowanych zarówno wewnątrz firmy (polityka finansowania, inwestycje), jak i przez jej otoczenie (banki, kontrahenci, inwestorzy). Analiza wskaźnikowa, mimo swojej pozornej prostoty, pozostaje podstawowym narzędziem tej oceny — pod warunkiem, że wskaźniki interpretuje się łącznie, w czasie i na tle branży, a nie w oderwaniu od kontekstu.</w:t>
+      </w:r>
+    </w:p>
+    <w:p>
+      <w:pPr>
+        <w:pStyle w:val="Anno"/>
+      </w:pPr>
+      <w:r>
+        <w:t xml:space="preserve">[Akapit 2 — cel i pytania badawcze. W pracy analityczno-finansowej hipotezy są opcjonalne; pytania badawcze wystarczą i są naturalniejsze.]</w:t>
+      </w:r>
+    </w:p>
+    <w:p>
+      <w:pPr>
         <w:pStyle w:val="BodyText"/>
       </w:pPr>
       <w:r>
-        <w:t xml:space="preserve">Ocena kondycji finansowej przedsiębiorstwa jest punktem wyjścia decyzji podejmowanych zarówno wewnątrz firmy (polityka finansowania, inwestycje), jak i przez jej otoczenie (banki, kontrahenci, inwestorzy). Analiza wskaźnikowa, mimo swojej pozornej prostoty, pozostaje podstawowym narzędziem tej oceny — pod warunkiem, że wskaźniki interpretuje się łącznie, w czasie i na tle branży, a nie w oderwaniu od kontekstu.</w:t>
+        <w:t xml:space="preserve">Celem pracy jest ocena kondycji finansowej spółki X S.A. w latach 2021–2025 i jej porównanie z branżą. Pytania badawcze: jak kształtowały się płynność, rentowność, zadłużenie i sprawność działania spółki w badanym okresie? jakie tendencje ujawnia analiza pięcioletnia? jak wyniki spółki wypadają na tle wskaźników branżowych? jakie działania korygujące wynikają z przeprowadzonej analizy?</w:t>
       </w:r>
     </w:p>
     <w:p>
@@ -399,7 +415,7 @@
         <w:pStyle w:val="Anno"/>
       </w:pPr>
       <w:r>
-        <w:t xml:space="preserve">[Akapit 2 — cel i pytania badawcze. W pracy analityczno-finansowej hipotezy są opcjonalne; pytania badawcze wystarczą i są naturalniejsze.]</w:t>
+        <w:t xml:space="preserve">[Akapit 3 — materiał i metody. Podkreśl publiczną dostępność danych — to atut tego schematu pracy.]</w:t>
       </w:r>
     </w:p>
     <w:p>
@@ -407,7 +423,34 @@
         <w:pStyle w:val="BodyText"/>
       </w:pPr>
       <w:r>
-        <w:t xml:space="preserve">Celem pracy jest ocena kondycji finansowej spółki X S.A. w latach 2021–2025 i jej porównanie z branżą. Pytania badawcze: jak kształtowały się płynność, rentowność, zadłużenie i sprawność działania spółki w badanym okresie? jakie tendencje ujawnia analiza pięcioletnia? jak wyniki spółki wypadają na tle wskaźników branżowych? jakie działania korygujące wynikają z przeprowadzonej analizy?</w:t>
+        <w:t xml:space="preserve">Materiał badawczy stanowią sprawozdania finansowe spółki za lata 2021–2025 pozyskane z eKRS oraz dane branżowe GUS (wyniki finansowe przedsiębiorstw według PKD). Zastosowano analizę wstępną (pionową i poziomą) oraz analizę wskaźnikową; formuły wskaźników i przyjęte wartości referencyjne zestawiono w rozdziale pierwszym z przypisami do literatury.</w:t>
+      </w:r>
+    </w:p>
+    <w:bookmarkEnd w:id="11"/>
+    <w:bookmarkStart w:id="13" w:name="_1d6c2e95f4e473574c3a86903e6ea9196c92c5d"/>
+    <w:p>
+      <w:pPr>
+        <w:pStyle w:val="Heading1"/>
+      </w:pPr>
+      <w:r>
+        <w:t xml:space="preserve">Rozdział 2. Metodyka badania i charakterystyka przedsiębiorstwa</w:t>
+      </w:r>
+    </w:p>
+    <w:bookmarkStart w:id="12" w:name="_faa24e3acf42121a95028d62243398062c51424"/>
+    <w:p>
+      <w:pPr>
+        <w:pStyle w:val="Heading2"/>
+      </w:pPr>
+      <w:r>
+        <w:t xml:space="preserve">2.2. Materiał badawczy i źródła danych</w:t>
+      </w:r>
+    </w:p>
+    <w:p>
+      <w:pPr>
+        <w:pStyle w:val="FirstParagraph"/>
+      </w:pPr>
+      <w:r>
+        <w:t xml:space="preserve">Analizie poddano jednostkowe sprawozdania finansowe X S.A. za pięć kolejnych lat obrotowych: bilanse, rachunki zysków i strat (wariant kalkulacyjny) oraz rachunki przepływów pieniężnych, wraz ze sprawozdaniami z badania biegłego rewidenta. Dokumenty pozyskano z Repozytorium Dokumentów Finansowych eKRS. Jako tło porównawcze przyjęto wskaźniki dla działu PKD, w którym spółka prowadzi działalność podstawową, publikowane przez GUS w opracowaniu o wynikach finansowych przedsiębiorstw niefinansowych.</w:t>
       </w:r>
     </w:p>
     <w:p>
@@ -415,64 +458,21 @@
         <w:pStyle w:val="Anno"/>
       </w:pPr>
       <w:r>
-        <w:t xml:space="preserve">[Akapit 3 — materiał i metody. Podkreśl publiczną dostępność danych — to atut tego schematu pracy.]</w:t>
-      </w:r>
-    </w:p>
-    <w:p>
-      <w:pPr>
-        <w:pStyle w:val="BodyText"/>
-      </w:pPr>
-      <w:r>
-        <w:t xml:space="preserve">Materiał badawczy stanowią sprawozdania finansowe spółki za lata 2021–2025 pozyskane z eKRS oraz dane branżowe GUS (wyniki finansowe przedsiębiorstw według PKD). Zastosowano analizę wstępną (pionową i poziomą) oraz analizę wskaźnikową; formuły wskaźników i przyjęte wartości referencyjne zestawiono w rozdziale pierwszym z przypisami do literatury.</w:t>
-      </w:r>
-    </w:p>
-    <w:bookmarkEnd w:id="22"/>
-    <w:bookmarkStart w:id="24" w:name="X1d6c2e95f4e473574c3a86903e6ea9196c92c5d"/>
+        <w:t xml:space="preserve">[eKRS (ekrs.ms.gov.pl) udostępnia sprawozdania każdej spółki wpisanej do KRS bezpłatnie — dzięki temu praca z FiR nie wymaga zgody firmy. Odnotuj datę pobrania dokumentów. Dla spółek giełdowych źródłem są też raporty okresowe (ESPI).]</w:t>
+      </w:r>
+    </w:p>
+    <w:bookmarkEnd w:id="12"/>
+    <w:bookmarkEnd w:id="13"/>
+    <w:bookmarkStart w:id="17" w:name="_c00a5ed54f0363a012c1037b696556e3cc5185a"/>
     <w:p>
       <w:pPr>
         <w:pStyle w:val="Heading1"/>
       </w:pPr>
       <w:r>
-        <w:t xml:space="preserve">Rozdział 2. Metodyka badania i charakterystyka przedsiębiorstwa</w:t>
-      </w:r>
-    </w:p>
-    <w:bookmarkStart w:id="23" w:name="materiał-badawczy-i-źródła-danych"/>
-    <w:p>
-      <w:pPr>
-        <w:pStyle w:val="Heading2"/>
-      </w:pPr>
-      <w:r>
-        <w:t xml:space="preserve">2.2. Materiał badawczy i źródła danych</w:t>
-      </w:r>
-    </w:p>
-    <w:p>
-      <w:pPr>
-        <w:pStyle w:val="FirstParagraph"/>
-      </w:pPr>
-      <w:r>
-        <w:t xml:space="preserve">Analizie poddano jednostkowe sprawozdania finansowe X S.A. za pięć kolejnych lat obrotowych: bilanse, rachunki zysków i strat (wariant kalkulacyjny) oraz rachunki przepływów pieniężnych, wraz ze sprawozdaniami z badania biegłego rewidenta. Dokumenty pozyskano z Repozytorium Dokumentów Finansowych eKRS. Jako tło porównawcze przyjęto wskaźniki dla działu PKD, w którym spółka prowadzi działalność podstawową, publikowane przez GUS w opracowaniu o wynikach finansowych przedsiębiorstw niefinansowych.</w:t>
-      </w:r>
-    </w:p>
-    <w:p>
-      <w:pPr>
-        <w:pStyle w:val="Anno"/>
-      </w:pPr>
-      <w:r>
-        <w:t xml:space="preserve">[eKRS (ekrs.ms.gov.pl) udostępnia sprawozdania każdej spółki wpisanej do KRS bezpłatnie — dzięki temu praca z FiR nie wymaga zgody firmy. Odnotuj datę pobrania dokumentów. Dla spółek giełdowych źródłem są też raporty okresowe (ESPI).]</w:t>
-      </w:r>
-    </w:p>
-    <w:bookmarkEnd w:id="23"/>
-    <w:bookmarkEnd w:id="24"/>
-    <w:bookmarkStart w:id="28" w:name="Xc00a5ed54f0363a012c1037b696556e3cc5185a"/>
-    <w:p>
-      <w:pPr>
-        <w:pStyle w:val="Heading1"/>
-      </w:pPr>
-      <w:r>
         <w:t xml:space="preserve">Rozdział 3. Analiza kondycji finansowej X S.A. w latach 2021–2025</w:t>
       </w:r>
     </w:p>
-    <w:bookmarkStart w:id="26" w:name="analiza-płynności-finansowej"/>
+    <w:bookmarkStart w:id="15" w:name="_8bc5e34ff65573909e32e1e16764d14fb8e0688"/>
     <w:p>
       <w:pPr>
         <w:pStyle w:val="Heading2"/>
@@ -492,7 +492,7 @@
         <w:rPr>
           <w:rStyle w:val="FootnoteReference"/>
         </w:rPr>
-        <w:footnoteReference w:id="25"/>
+        <w:footnoteReference w:id="14"/>
       </w:r>
       <w:r>
         <w:t xml:space="preserve"> </w:t>
@@ -867,8 +867,8 @@
         <w:t xml:space="preserve">[Wzorzec dobrej analizy: liczby w tabeli (pięcioletni szereg!), a w tekście INTERPRETACJA ŁĄCZNA kilku wskaźników prowadząca do diagnozy. Samo „wskaźnik spadł z 1,64 do 1,08” to opis, nie analiza.]</w:t>
       </w:r>
     </w:p>
-    <w:bookmarkEnd w:id="26"/>
-    <w:bookmarkStart w:id="27" w:name="kondycja-spółki-na-tle-branży"/>
+    <w:bookmarkEnd w:id="15"/>
+    <w:bookmarkStart w:id="16" w:name="_30fba550eb3ab0db11be8d87e1ab74220139a83"/>
     <w:p>
       <w:pPr>
         <w:pStyle w:val="Heading2"/>
@@ -885,9 +885,9 @@
         <w:t xml:space="preserve">Rentowność sprzedaży netto spółki (7,4% w 2025 r.) przewyższa medianę branżową (4,1%), natomiast wskaźnik płynności bieżącej jest niższy od pierwszego kwartyla rozkładu branżowego. Taki profil — ponadprzeciętna rentowność przy napiętej płynności — jest charakterystyczny dla podmiotów w fazie ekspansji i wyznacza główny obszar ryzyka zidentyfikowany w pracy.</w:t>
       </w:r>
     </w:p>
-    <w:bookmarkEnd w:id="27"/>
-    <w:bookmarkEnd w:id="28"/>
-    <w:bookmarkStart w:id="29" w:name="X62b2f232d2712ff2673f920c0ac1307480fab10"/>
+    <w:bookmarkEnd w:id="16"/>
+    <w:bookmarkEnd w:id="17"/>
+    <w:bookmarkStart w:id="18" w:name="_62b2f232d2712ff2673f920c0ac1307480fab10"/>
     <w:p>
       <w:pPr>
         <w:pStyle w:val="Heading1"/>
@@ -906,14 +906,14 @@
     </w:p>
     <w:p>
       <w:pPr>
-        <w:pStyle w:val="BodyText"/>
+        <w:pStyle w:val="FirstParagraph"/>
       </w:pPr>
       <w:r>
         <w:t xml:space="preserve">Analiza pozwala ocenić kondycję finansową X S.A. jako dobrą w obszarze rentowności i sprawności, a napiętą w obszarze płynności. Rekomendacje: skrócenie cyklu należności (przegląd polityki kredytu kupieckiego, faktoring dla największych odbiorców) oraz wydłużenie finansowania — zastąpienie części zobowiązań krótkoterminowych kredytem długoterminowym. Ograniczeniem analizy jest oparcie na danych rocznych, które nie ujawniają sezonowości śródrocznej, oraz brak dostępu do danych zarządczych spółki.</w:t>
       </w:r>
     </w:p>
-    <w:bookmarkEnd w:id="29"/>
-    <w:bookmarkStart w:id="33" w:name="bibliografia"/>
+    <w:bookmarkEnd w:id="18"/>
+    <w:bookmarkStart w:id="23" w:name="_bibliografia"/>
     <w:p>
       <w:pPr>
         <w:pStyle w:val="Heading1"/>
@@ -1064,7 +1064,7 @@
     </w:p>
     <w:p>
       <w:pPr>
-        <w:pStyle w:val="BodyText"/>
+        <w:pStyle w:val="FirstParagraph"/>
       </w:pPr>
       <w:r>
         <w:t xml:space="preserve">Wzór przygotowała redakcja serwisu</w:t>
@@ -1092,7 +1092,7 @@
           <w:b/>
           <w:bCs/>
         </w:rPr>
-        <w:t xml:space="preserve">Smart-Edu.ai — pierwsza wersja pracy w kilka godzin, nie w kilka miesięcy</w:t>
+        <w:t xml:space="preserve">„Jak napisać pracę magisterską z finansów i rachunkowości” — przewodnik do tego wzoru</w:t>
       </w:r>
     </w:p>
     <w:p>
@@ -1100,21 +1100,21 @@
         <w:pStyle w:val="Note"/>
       </w:pPr>
       <w:r>
-        <w:t xml:space="preserve">Podajesz temat, kierunek studiów i wytyczne promotora, a sztuczna inteligencja generuje unikalny, gotowy do edycji tekst: z poprawną strukturą rozdziałów, przypisami i bibliografią. Rejestracja jest darmowa, płacisz wyłącznie za wygenerowany tekst.</w:t>
+        <w:t xml:space="preserve">Wzór pokazuje układ pracy. Przewodnik pokazuje, jak wypełnić każdy rozdział treścią: dobór metody i narzędzi, analiza wyników, typowe uwagi recenzentów. PDF + EPUB, 49 zł, dostęp od razu po płatności.</w:t>
       </w:r>
     </w:p>
     <w:p>
       <w:pPr>
         <w:pStyle w:val="Note"/>
       </w:pPr>
-      <w:hyperlink r:id="rId30">
+      <w:hyperlink r:id="rId19">
         <w:r>
           <w:rPr>
             <w:rStyle w:val="Hyperlink"/>
             <w:b/>
             <w:bCs/>
           </w:rPr>
-          <w:t xml:space="preserve">www.smart-edu.ai/pl/masters-thesis</w:t>
+          <w:t xml:space="preserve">praca-magisterska.pl/sklep/jak-napisac-prace-magisterska-z-finansow-i-rachunkowosci/</w:t>
         </w:r>
       </w:hyperlink>
     </w:p>
@@ -1123,35 +1123,50 @@
         <w:pStyle w:val="BodyText"/>
       </w:pPr>
       <w:r>
-        <w:t xml:space="preserve">Wolisz napisać pracę w pełni samodzielnie? Pomoże Ci ebook</w:t>
-      </w:r>
-      <w:r>
-        <w:t xml:space="preserve"> </w:t>
-      </w:r>
-      <w:r>
-        <w:rPr>
-          <w:b/>
-          <w:bCs/>
-        </w:rPr>
-        <w:t xml:space="preserve">„Jak napisać pracę magisterską. Kompletny przewodnik od A do Z”</w:t>
-      </w:r>
-      <w:r>
-        <w:t xml:space="preserve"> </w:t>
-      </w:r>
-      <w:r>
-        <w:t xml:space="preserve">— 250 stron praktycznych wskazówek, szablonów i checklist, z rozdziałem o etycznym korzystaniu z AI:</w:t>
-      </w:r>
-      <w:r>
-        <w:t xml:space="preserve"> </w:t>
-      </w:r>
-      <w:hyperlink r:id="rId31">
+        <w:t xml:space="preserve">Chcesz zobaczyć kompletną pracę z przypisami i bibliografią? Zajrzyj do</w:t>
+      </w:r>
+      <w:r>
+        <w:t xml:space="preserve"> </w:t>
+      </w:r>
+      <w:hyperlink r:id="rId20">
         <w:r>
           <w:rPr>
             <w:rStyle w:val="Hyperlink"/>
           </w:rPr>
-          <w:t xml:space="preserve">www.praca-magisterska.pl/sklep/praca-magisterska-ebook/</w:t>
+          <w:t xml:space="preserve">katalogu gotowych prac wzorcowych</w:t>
         </w:r>
       </w:hyperlink>
+      <w:r>
+        <w:t xml:space="preserve"> </w:t>
+      </w:r>
+      <w:r>
+        <w:t xml:space="preserve">(59 zł za pracę).</w:t>
+      </w:r>
+    </w:p>
+    <w:p>
+      <w:pPr>
+        <w:pStyle w:val="BodyText"/>
+      </w:pPr>
+      <w:r>
+        <w:t xml:space="preserve">Generator</w:t>
+      </w:r>
+      <w:r>
+        <w:t xml:space="preserve"> </w:t>
+      </w:r>
+      <w:hyperlink r:id="rId21">
+        <w:r>
+          <w:rPr>
+            <w:rStyle w:val="Hyperlink"/>
+          </w:rPr>
+          <w:t xml:space="preserve">Smart-Edu.ai</w:t>
+        </w:r>
+      </w:hyperlink>
+      <w:r>
+        <w:t xml:space="preserve"> </w:t>
+      </w:r>
+      <w:r>
+        <w:t xml:space="preserve">przygotuje pierwszą wersję tekstu z pomocą sztucznej inteligencji, jeśli wolisz zacząć od szkicu.</w:t>
+      </w:r>
     </w:p>
     <w:p>
       <w:pPr>
@@ -1167,7 +1182,7 @@
       <w:r>
         <w:t xml:space="preserve"> </w:t>
       </w:r>
-      <w:hyperlink r:id="rId32">
+      <w:hyperlink r:id="rId22">
         <w:r>
           <w:rPr>
             <w:rStyle w:val="Hyperlink"/>
@@ -1178,7 +1193,7 @@
         </w:r>
       </w:hyperlink>
     </w:p>
-    <w:bookmarkEnd w:id="33"/>
+    <w:bookmarkEnd w:id="23"/>
     <w:sectPr/>
   </w:body>
 </w:document>
@@ -1204,7 +1219,7 @@
       </w:r>
     </w:p>
   </w:footnote>
-  <w:footnote w:id="25">
+  <w:footnote w:id="14">
     <w:p>
       <w:pPr>
         <w:pStyle w:val="FootnoteText"/>
